--- a/por/docx/37.content.docx
+++ b/por/docx/37.content.docx
@@ -298,7 +298,7 @@
         <w:rPr>
           <w:lang w:val="pt_PT" w:bidi="pt_PT"/>
         </w:rPr>
-        <w:t xml:space="preserve"> Assim diz o SENHOR dos Exércitos: “Observem com atenção o caminho que vocês têm seguido.</w:t>
+        <w:t xml:space="preserve"> Assim diz o SENHOR dos Exércitos: “Observem com atenção o resultado disso.</w:t>
       </w:r>
     </w:p>
     <w:p>
@@ -319,7 +319,7 @@
         <w:rPr>
           <w:lang w:val="pt_PT" w:bidi="pt_PT"/>
         </w:rPr>
-        <w:t xml:space="preserve"> Vocês semeiam muito e recolhem pouco; comem e não se satisfazem; bebem e não se enchem; vestem roupas e não se aquecem; recebem salário, mas ele some como dinheiro guardado em bolsa rasgada.</w:t>
+        <w:t xml:space="preserve"> Vocês semeiam muito e colhem pouco; comem, mas não se satisfazem; bebem, mas não se saciam; vestem roupas, mas não se aquecem; recebem salário, mas ele desaparece como dinheiro guardado numa bolsa furada.</w:t>
       </w:r>
     </w:p>
     <w:p>
@@ -382,7 +382,7 @@
         <w:rPr>
           <w:lang w:val="pt_PT" w:bidi="pt_PT"/>
         </w:rPr>
-        <w:t xml:space="preserve"> “Vocês esperaram grande coisa, mas veio pouco; e quando trouxeram esse pouco para casa, eu o dispersei com um sopro. Por quê? Porque a minha casa continua em ruínas, enquanto cada um corre para cuidar da própria casa", diz o SENHOR dos Exércitos.</w:t>
+        <w:t xml:space="preserve"> “Vocês esperaram grande coisa, mas veio pouco; e quando trouxeram esse pouco para casa, eu o dispersei com um sopro. Por quê? Porque a minha casa continua em ruínas, enquanto cada um corre para cuidar da própria casa”, diz o SENHOR dos Exércitos.</w:t>
       </w:r>
     </w:p>
     <w:p>
@@ -403,7 +403,7 @@
         <w:rPr>
           <w:lang w:val="pt_PT" w:bidi="pt_PT"/>
         </w:rPr>
-        <w:t xml:space="preserve"> Por isso, por causa de vocês, o céu reteve o orvalho e a terra reteve o seu fruto.</w:t>
+        <w:t xml:space="preserve"> "Por isso, por causa de vocês, o céu reteve o orvalho e a terra reteve o seu fruto.</w:t>
       </w:r>
     </w:p>
     <w:p>
@@ -424,7 +424,7 @@
         <w:rPr>
           <w:lang w:val="pt_PT" w:bidi="pt_PT"/>
         </w:rPr>
-        <w:t xml:space="preserve"> Eu chamei a seca sobre a terra e sobre os montes, sobre o cereal, sobre as uvas e sobre o azeite, sobre tudo o que o solo produz, sobre as pessoas e sobre o gado, e sobre todo o trabalho das mãos".</w:t>
+        <w:t xml:space="preserve"> Eu chamei a seca sobre a terra e sobre os montes, sobre o cereal, as uvas e o azeite, sobre tudo o que o solo produz, sobre as pessoas e o gado, e sobre todo o trabalho das mãos”.</w:t>
       </w:r>
     </w:p>
     <w:p>
@@ -445,7 +445,7 @@
         <w:rPr>
           <w:lang w:val="pt_PT" w:bidi="pt_PT"/>
         </w:rPr>
-        <w:t xml:space="preserve"> Então Zorobabel, filho de Sealtiel, governador de Judá, e Josué, filho de Jeozadaque, o sumo sacerdote, e todo o restante do povo que havia ficado na terra, obedeceram à voz do SENHOR, seu Deus, e às palavras do profeta Ageu, pois o SENHOR, seu Deus, o havia enviado; e o povo temeu ao SENHOR.</w:t>
+        <w:t xml:space="preserve"> Então Zorobabel, filho de Sealtiel, governador de Judá, e Josué, filho de Jeozadaque, o sumo sacerdote, junto com todo o restante do povo, obedeceram à voz do SENHOR, seu Deus, e às palavras do profeta Ageu, que o SENHOR havia enviado. E o povo temeu ao SENHOR.</w:t>
       </w:r>
     </w:p>
     <w:p>
@@ -466,7 +466,7 @@
         <w:rPr>
           <w:lang w:val="pt_PT" w:bidi="pt_PT"/>
         </w:rPr>
-        <w:t xml:space="preserve"> Então Ageu, mensageiro do SENHOR, falou ao povo com a mensagem do SENHOR: “Eu estou com vocês; eu os favorecerei”, diz o SENHOR.</w:t>
+        <w:t xml:space="preserve"> Então Ageu, mensageiro do SENHOR, transmitiu ao povo esta mensagem do SENHOR: “Eu estou com vocês”, diz o SENHOR.</w:t>
       </w:r>
     </w:p>
     <w:p>
@@ -508,7 +508,7 @@
         <w:rPr>
           <w:lang w:val="pt_PT" w:bidi="pt_PT"/>
         </w:rPr>
-        <w:t xml:space="preserve"> Isso aconteceu no vigésimo quarto dia do sexto mês, no segundo ano do reinado de Dario I, quando todos se reuniram e, de livre vontade, deram início ao trabalho.</w:t>
+        <w:t xml:space="preserve"> Isso aconteceu no vigésimo quarto dia do sexto mês, no segundo ano do reinado de Dario I, quando eles começaram o trabalho.</w:t>
       </w:r>
     </w:p>
     <w:p>
@@ -587,7 +587,7 @@
         <w:rPr>
           <w:lang w:val="pt_PT" w:bidi="pt_PT"/>
         </w:rPr>
-        <w:t xml:space="preserve"> 'Quem entre vocês ainda se lembra do templo antigo, em sua primeira glória? E este que vocês levantam agora, ao lado daquele, não parece pequeno aos seus olhos?'.</w:t>
+        <w:t xml:space="preserve"> 'Quem entre vocês ainda se lembra do templo antigo, em sua primeira glória? E este que vocês levantam agora, em comparação com aquele, não parece insignificante?</w:t>
       </w:r>
     </w:p>
     <w:p>
@@ -608,7 +608,7 @@
         <w:rPr>
           <w:lang w:val="pt_PT" w:bidi="pt_PT"/>
         </w:rPr>
-        <w:t xml:space="preserve"> “Mas agora, Zorobabel, não perca o ânimo”, diz o SENHOR; “e você também, Josué, filho de Jeozadaque, sumo sacerdote, não perca o ânimo; e vocês, povo desta terra, sejam firmes e continuem a trabalhar”, diz o SENHOR, “pois eu estou com vocês”, diz o SENHOR dos Exércitos.</w:t>
+        <w:t xml:space="preserve"> Mas agora, Zorobabel, não perca o ânimo, diz o SENHOR; e você também, Josué, filho de Jeozadaque, sumo sacerdote, não perca o ânimo; e vocês, povo desta terra, tenham coragem e continuem a trabalhar, diz o SENHOR, pois eu estou com vocês, diz o SENHOR dos Exércitos.</w:t>
       </w:r>
     </w:p>
     <w:p>
@@ -629,7 +629,7 @@
         <w:rPr>
           <w:lang w:val="pt_PT" w:bidi="pt_PT"/>
         </w:rPr>
-        <w:t xml:space="preserve"> “Esta é a palavra que firmei com vocês quando Israel saiu do Egito: o meu Espírito permanece no meio de vocês; por isso, não tenham medo”.</w:t>
+        <w:t xml:space="preserve"> Esta é a palavra que firmei com vocês quando Israel saiu do Egito: o meu Espírito permanece no meio de vocês; por isso, não tenham medo’.</w:t>
       </w:r>
     </w:p>
     <w:p>
@@ -671,7 +671,7 @@
         <w:rPr>
           <w:lang w:val="pt_PT" w:bidi="pt_PT"/>
         </w:rPr>
-        <w:t xml:space="preserve"> Farei tremer as nações, e os seus tesouros virão para este lugar; e eu encherei esta casa com a minha glória”, diz o SENHOR dos Exércitos.</w:t>
+        <w:t xml:space="preserve"> Farei tremer as nações, e elas trarão seus tesouros para este lugar; e eu encherei esta casa com a minha glória”, diz o SENHOR dos Exércitos.</w:t>
       </w:r>
     </w:p>
     <w:p>
@@ -692,7 +692,7 @@
         <w:rPr>
           <w:lang w:val="pt_PT" w:bidi="pt_PT"/>
         </w:rPr>
-        <w:t xml:space="preserve"> “A prata é minha, e o ouro é meu”, diz o SENHOR dos Exércitos.</w:t>
+        <w:t xml:space="preserve"> A prata é minha, e o ouro é meu, diz o SENHOR dos Exércitos.</w:t>
       </w:r>
     </w:p>
     <w:p>
@@ -713,7 +713,7 @@
         <w:rPr>
           <w:lang w:val="pt_PT" w:bidi="pt_PT"/>
         </w:rPr>
-        <w:t xml:space="preserve"> “A glória desta casa será maior do que a glória da primeira”, diz o SENHOR dos Exércitos; “e neste lugar eu darei paz”, diz o SENHOR dos Exércitos.</w:t>
+        <w:t xml:space="preserve"> A glória desta casa será maior do que a glória da primeira”, diz o SENHOR dos Exércitos; “e neste lugar eu darei paz”, diz o SENHOR dos Exércitos.</w:t>
       </w:r>
     </w:p>
     <w:p>
@@ -755,7 +755,7 @@
         <w:rPr>
           <w:lang w:val="pt_PT" w:bidi="pt_PT"/>
         </w:rPr>
-        <w:t xml:space="preserve"> Assim diz o SENHOR dos Exércitos: “Consulte os sacerdotes sobre a Lei:</w:t>
+        <w:t xml:space="preserve"> "Assim diz o SENHOR dos Exércitos: Consulte os sacerdotes sobre a lei:</w:t>
       </w:r>
     </w:p>
     <w:p>
@@ -776,7 +776,7 @@
         <w:rPr>
           <w:lang w:val="pt_PT" w:bidi="pt_PT"/>
         </w:rPr>
-        <w:t xml:space="preserve"> Se alguém levar carne santa na dobra da roupa, e essa dobra tocar pão, ou comida cozida, ou vinho, ou azeite, ou qualquer alimento, isso se tornará consagrado?” Os sacerdotes responderam: “Não”.</w:t>
+        <w:t xml:space="preserve"> 'Se alguém levar carne santa na dobra da roupa, e essa dobra tocar em pão, algo cozido, vinho, azeite ou qualquer alimento, isso se tornará consagrado?’”. Os sacerdotes responderam: “Não”.</w:t>
       </w:r>
     </w:p>
     <w:p>
@@ -797,7 +797,7 @@
         <w:rPr>
           <w:lang w:val="pt_PT" w:bidi="pt_PT"/>
         </w:rPr>
-        <w:t xml:space="preserve"> Então Ageu perguntou: “E se alguém, por ter tocado um cadáver, estiver impuro segundo a lei cerimonial, e tocar em alguma dessas coisas, ela ficará impura?” Os sacerdotes responderam: “Sim, ficará impura”.</w:t>
+        <w:t xml:space="preserve"> Então Ageu perguntou: “E se alguém, por ter tocado num cadáver, estiver impuro segundo a lei cerimonial, e tocar em alguma dessas coisas, ela ficará impura?”. Os sacerdotes responderam: “Sim, ficará impura”.</w:t>
       </w:r>
     </w:p>
     <w:p>
@@ -839,7 +839,7 @@
         <w:rPr>
           <w:lang w:val="pt_PT" w:bidi="pt_PT"/>
         </w:rPr>
-        <w:t xml:space="preserve"> "Agora, considerem com atenção, a partir deste dia: antes de vocês colocarem pedra sobre pedra no templo do SENHOR,</w:t>
+        <w:t xml:space="preserve"> Agora, considerem com atenção, a partir deste dia: antes de vocês colocarem pedra sobre pedra no templo do SENHOR,</w:t>
       </w:r>
     </w:p>
     <w:p>
@@ -881,7 +881,7 @@
         <w:rPr>
           <w:lang w:val="pt_PT" w:bidi="pt_PT"/>
         </w:rPr>
-        <w:t xml:space="preserve"> Eu feri o trabalho de vocês com ferrugem, com bolor e com granizo; mesmo assim, vocês insistiam em não voltar para mim”, diz o SENHOR.</w:t>
+        <w:t xml:space="preserve"> Eu atingi o trabalho de vocês com ferrugem, bolor e granizo; mesmo assim, vocês não voltaram para mim”, diz o SENHOR.</w:t>
       </w:r>
     </w:p>
     <w:p>
@@ -923,7 +923,7 @@
         <w:rPr>
           <w:lang w:val="pt_PT" w:bidi="pt_PT"/>
         </w:rPr>
-        <w:t xml:space="preserve"> Observem: eu lhes dou esta promessa antes de a estrutura ser levantada, antes da colheita dos cereais, e antes de aparecerem as uvas, os figos, as romãs e as azeitonas; a partir de hoje eu os abençoarei”.</w:t>
+        <w:t xml:space="preserve"> Agora declaro uma promessa a vocês: mesmo que a semente ainda esteja guardada no celeiro e nada tenha brotado — antes de aparecerem as uvas, os figos, as romãs e as azeitonas —, a partir de hoje eu os abençoarei”.</w:t>
       </w:r>
     </w:p>
     <w:p>
@@ -986,7 +986,7 @@
         <w:rPr>
           <w:lang w:val="pt_PT" w:bidi="pt_PT"/>
         </w:rPr>
-        <w:t xml:space="preserve"> Derrubarei tronos de reis e acabarei com a força dos reinos da terra; destruirei exércitos, carros e condutores; e os companheiros cairão uns contra os outros, e se matarão.</w:t>
+        <w:t xml:space="preserve"> Derrubarei tronos de reis e acabarei com a força dos reinos da terra; destruirei exércitos, carros e condutores; e os próprios companheiros se voltarão uns contra os outros e acabarão se matando.</w:t>
       </w:r>
     </w:p>
     <w:p>
@@ -1007,7 +1007,7 @@
         <w:rPr>
           <w:lang w:val="pt_PT" w:bidi="pt_PT"/>
         </w:rPr>
-        <w:t xml:space="preserve"> “Naquele dia”, diz o SENHOR dos Exércitos, “eu tomarei você, Zorobabel, meu servo, filho de Sealtiel”, diz o SENHOR, “e farei de você como um anel de selo, pois eu o escolhi”, diz o SENHOR dos Exércitos.</w:t>
+        <w:t xml:space="preserve"> Naquele dia, diz o SENHOR dos Exércitos, eu tomarei você, Zorobabel, meu servo, filho de Sealtiel, diz o SENHOR, e farei de você como um anel de selo, pois eu o escolhi, diz o SENHOR dos Exércitos”.</w:t>
       </w:r>
     </w:p>
     <w:sectPr>
